--- a/files/OGD_10_Tender_Bid_Response.docx
+++ b/files/OGD_10_Tender_Bid_Response.docx
@@ -4,15 +4,1422 @@
   <w:body>
     <w:p>
       <w:pPr>
-        <w:jc w:val="center"/>
+        <w:jc w:val="left"/>
       </w:pPr>
       <w:r>
         <w:rPr>
           <w:b/>
-          <w:color w:val="0F2545"/>
-          <w:sz w:val="30"/>
+          <w:color w:val="6B7280"/>
+          <w:sz w:val="18"/>
         </w:rPr>
-        <w:t>PASIR GUDANG AROMATICS SDN BHD</w:t>
+        <w:t>ZAVA CONGLOMERATE</w:t>
+      </w:r>
+    </w:p>
+    <w:p>
+      <w:pPr>
+        <w:spacing w:after="40"/>
+      </w:pPr>
+      <w:r>
+        <w:rPr>
+          <w:b/>
+          <w:color w:val="1F2D55"/>
+          <w:sz w:val="44"/>
+        </w:rPr>
+        <w:t>OGD 10 Tender Bid Response</w:t>
+      </w:r>
+    </w:p>
+    <w:p>
+      <w:pPr>
+        <w:spacing w:after="200"/>
+      </w:pPr>
+      <w:r>
+        <w:rPr>
+          <w:i/>
+          <w:color w:val="4B5B7C"/>
+          <w:sz w:val="22"/>
+        </w:rPr>
+        <w:t>Request for Proposal · Submission</w:t>
+      </w:r>
+    </w:p>
+    <w:p>
+      <w:pPr>
+        <w:spacing w:after="40"/>
+      </w:pPr>
+      <w:r>
+        <w:rPr>
+          <w:b/>
+          <w:color w:val="1F2D55"/>
+          <w:sz w:val="20"/>
+        </w:rPr>
+        <w:t xml:space="preserve">RFP reference:  </w:t>
+      </w:r>
+      <w:r>
+        <w:rPr>
+          <w:sz w:val="20"/>
+        </w:rPr>
+        <w:t>RFP-2025-378</w:t>
+      </w:r>
+    </w:p>
+    <w:p>
+      <w:pPr>
+        <w:spacing w:after="40"/>
+      </w:pPr>
+      <w:r>
+        <w:rPr>
+          <w:b/>
+          <w:color w:val="1F2D55"/>
+          <w:sz w:val="20"/>
+        </w:rPr>
+        <w:t xml:space="preserve">Issued by:  </w:t>
+      </w:r>
+      <w:r>
+        <w:rPr>
+          <w:sz w:val="20"/>
+        </w:rPr>
+        <w:t>Zava Conglomerate Group Procurement</w:t>
+      </w:r>
+    </w:p>
+    <w:p>
+      <w:pPr>
+        <w:spacing w:after="40"/>
+      </w:pPr>
+      <w:r>
+        <w:rPr>
+          <w:b/>
+          <w:color w:val="1F2D55"/>
+          <w:sz w:val="20"/>
+        </w:rPr>
+        <w:t xml:space="preserve">Issue date:  </w:t>
+      </w:r>
+      <w:r>
+        <w:rPr>
+          <w:sz w:val="20"/>
+        </w:rPr>
+        <w:t>01 May 2026</w:t>
+      </w:r>
+    </w:p>
+    <w:p>
+      <w:pPr>
+        <w:spacing w:after="40"/>
+      </w:pPr>
+      <w:r>
+        <w:rPr>
+          <w:b/>
+          <w:color w:val="1F2D55"/>
+          <w:sz w:val="20"/>
+        </w:rPr>
+        <w:t xml:space="preserve">Submission deadline:  </w:t>
+      </w:r>
+      <w:r>
+        <w:rPr>
+          <w:sz w:val="20"/>
+        </w:rPr>
+        <w:t>19 May 2026</w:t>
+      </w:r>
+    </w:p>
+    <w:p>
+      <w:pPr>
+        <w:spacing w:after="40"/>
+      </w:pPr>
+      <w:r>
+        <w:rPr>
+          <w:b/>
+          <w:color w:val="1F2D55"/>
+          <w:sz w:val="20"/>
+        </w:rPr>
+        <w:t xml:space="preserve">Submission portal:  </w:t>
+      </w:r>
+      <w:r>
+        <w:rPr>
+          <w:sz w:val="20"/>
+        </w:rPr>
+        <w:t>ariba.zava-group.com/rfp/373885</w:t>
+      </w:r>
+    </w:p>
+    <w:p>
+      <w:pPr>
+        <w:spacing w:after="40"/>
+      </w:pPr>
+      <w:r>
+        <w:rPr>
+          <w:b/>
+          <w:color w:val="1F2D55"/>
+          <w:sz w:val="20"/>
+        </w:rPr>
+        <w:t xml:space="preserve">Single point of contact:  </w:t>
+      </w:r>
+      <w:r>
+        <w:rPr>
+          <w:sz w:val="20"/>
+        </w:rPr>
+        <w:t>rfp-coord@zava-group.com (Sasha Ouellet, Procurement Director)</w:t>
+      </w:r>
+    </w:p>
+    <w:p>
+      <w:pPr>
+        <w:spacing w:after="40"/>
+      </w:pPr>
+      <w:r>
+        <w:rPr>
+          <w:b/>
+          <w:color w:val="1F2D55"/>
+          <w:sz w:val="20"/>
+        </w:rPr>
+        <w:t xml:space="preserve">Source file:  </w:t>
+      </w:r>
+      <w:r>
+        <w:rPr>
+          <w:sz w:val="20"/>
+        </w:rPr>
+        <w:t>OGD_10_Tender_Bid_Response.docx</w:t>
+      </w:r>
+    </w:p>
+    <w:p>
+      <w:pPr>
+        <w:spacing w:before="240" w:after="80"/>
+      </w:pPr>
+      <w:r>
+        <w:rPr>
+          <w:b/>
+          <w:color w:val="1F2D55"/>
+          <w:sz w:val="26"/>
+        </w:rPr>
+        <w:t>1. Introduction</w:t>
+      </w:r>
+    </w:p>
+    <w:p>
+      <w:pPr>
+        <w:spacing w:after="80"/>
+      </w:pPr>
+      <w:r>
+        <w:rPr>
+          <w:i w:val="0"/>
+          <w:sz w:val="20"/>
+        </w:rPr>
+        <w:t>Zava Conglomerate (the "Buyer") invites suitably qualified bidders to submit proposals for OGD 10 Tender Bid Response. The selected supplier will partner with the Buyer for an initial term of 36 months, renewable in 12-month increments subject to performance against agreed Service Levels.</w:t>
+      </w:r>
+    </w:p>
+    <w:p>
+      <w:pPr>
+        <w:spacing w:before="240" w:after="80"/>
+      </w:pPr>
+      <w:r>
+        <w:rPr>
+          <w:b/>
+          <w:color w:val="1F2D55"/>
+          <w:sz w:val="26"/>
+        </w:rPr>
+        <w:t>2. Scope of services required</w:t>
+      </w:r>
+    </w:p>
+    <w:p>
+      <w:pPr>
+        <w:spacing w:after="80"/>
+      </w:pPr>
+      <w:r>
+        <w:rPr>
+          <w:i w:val="0"/>
+          <w:sz w:val="20"/>
+        </w:rPr>
+        <w:t>The Buyer requires a full-service provider capable of supplying the goods / services described below across all 11 operating divisions of the Group, with primary operations in Malaysia and Indonesia and secondary requirements in Singapore, Thailand and the Philippines.</w:t>
+      </w:r>
+    </w:p>
+    <w:p>
+      <w:pPr>
+        <w:spacing w:before="160" w:after="40"/>
+      </w:pPr>
+      <w:r>
+        <w:rPr>
+          <w:b/>
+          <w:color w:val="4B5B7C"/>
+          <w:sz w:val="22"/>
+        </w:rPr>
+        <w:t>2.1 In-scope</w:t>
+      </w:r>
+    </w:p>
+    <w:p>
+      <w:pPr>
+        <w:pStyle w:val="ListBullet"/>
+        <w:spacing w:after="40"/>
+      </w:pPr>
+      <w:r>
+        <w:rPr>
+          <w:sz w:val="20"/>
+        </w:rPr>
+        <w:t>Core service delivery as described in Annex A — Technical Specification.</w:t>
+      </w:r>
+    </w:p>
+    <w:p>
+      <w:pPr>
+        <w:pStyle w:val="ListBullet"/>
+        <w:spacing w:after="40"/>
+      </w:pPr>
+      <w:r>
+        <w:rPr>
+          <w:sz w:val="20"/>
+        </w:rPr>
+        <w:t>Implementation, transition and steady-state operations.</w:t>
+      </w:r>
+    </w:p>
+    <w:p>
+      <w:pPr>
+        <w:pStyle w:val="ListBullet"/>
+        <w:spacing w:after="40"/>
+      </w:pPr>
+      <w:r>
+        <w:rPr>
+          <w:sz w:val="20"/>
+        </w:rPr>
+        <w:t>Performance reporting, governance and continuous improvement.</w:t>
+      </w:r>
+    </w:p>
+    <w:p>
+      <w:pPr>
+        <w:pStyle w:val="ListBullet"/>
+        <w:spacing w:after="40"/>
+      </w:pPr>
+      <w:r>
+        <w:rPr>
+          <w:sz w:val="20"/>
+        </w:rPr>
+        <w:t>Sustainability and ESG reporting aligned to Buyer Group standards.</w:t>
+      </w:r>
+    </w:p>
+    <w:p>
+      <w:pPr>
+        <w:pStyle w:val="ListBullet"/>
+        <w:spacing w:after="40"/>
+      </w:pPr>
+      <w:r>
+        <w:rPr>
+          <w:sz w:val="20"/>
+        </w:rPr>
+        <w:t>Knowledge transfer and exit planning.</w:t>
+      </w:r>
+    </w:p>
+    <w:p>
+      <w:pPr>
+        <w:spacing w:before="160" w:after="40"/>
+      </w:pPr>
+      <w:r>
+        <w:rPr>
+          <w:b/>
+          <w:color w:val="4B5B7C"/>
+          <w:sz w:val="22"/>
+        </w:rPr>
+        <w:t>2.2 Out-of-scope</w:t>
+      </w:r>
+    </w:p>
+    <w:p>
+      <w:pPr>
+        <w:pStyle w:val="ListBullet"/>
+        <w:spacing w:after="40"/>
+      </w:pPr>
+      <w:r>
+        <w:rPr>
+          <w:sz w:val="20"/>
+        </w:rPr>
+        <w:t>Buyer-provided services and assets retained in-house.</w:t>
+      </w:r>
+    </w:p>
+    <w:p>
+      <w:pPr>
+        <w:pStyle w:val="ListBullet"/>
+        <w:spacing w:after="40"/>
+      </w:pPr>
+      <w:r>
+        <w:rPr>
+          <w:sz w:val="20"/>
+        </w:rPr>
+        <w:t>Activities at Buyer divisions undergoing portfolio rationalisation (Annex B).</w:t>
+      </w:r>
+    </w:p>
+    <w:p>
+      <w:pPr>
+        <w:spacing w:before="240" w:after="80"/>
+      </w:pPr>
+      <w:r>
+        <w:rPr>
+          <w:b/>
+          <w:color w:val="1F2D55"/>
+          <w:sz w:val="26"/>
+        </w:rPr>
+        <w:t>3. Evaluation criteria</w:t>
+      </w:r>
+    </w:p>
+    <w:tbl>
+      <w:tblPr>
+        <w:tblStyle w:val="LightGrid-Accent1"/>
+        <w:tblW w:type="auto" w:w="0"/>
+        <w:tblLook w:firstColumn="1" w:firstRow="1" w:lastColumn="0" w:lastRow="0" w:noHBand="0" w:noVBand="1" w:val="04A0"/>
+      </w:tblPr>
+      <w:tblGrid>
+        <w:gridCol w:w="2880"/>
+        <w:gridCol w:w="2880"/>
+        <w:gridCol w:w="2880"/>
+      </w:tblGrid>
+      <w:tr>
+        <w:tc>
+          <w:tcPr>
+            <w:tcW w:type="dxa" w:w="2880"/>
+            <w:shd w:val="clear" w:color="auto" w:fill="1F2D55"/>
+          </w:tcPr>
+          <w:p>
+            <w:r>
+              <w:rPr>
+                <w:b/>
+                <w:color w:val="FFFFFF"/>
+                <w:sz w:val="18"/>
+              </w:rPr>
+              <w:t>Criterion</w:t>
+            </w:r>
+          </w:p>
+        </w:tc>
+        <w:tc>
+          <w:tcPr>
+            <w:tcW w:type="dxa" w:w="2880"/>
+            <w:shd w:val="clear" w:color="auto" w:fill="1F2D55"/>
+          </w:tcPr>
+          <w:p>
+            <w:r>
+              <w:rPr>
+                <w:b/>
+                <w:color w:val="FFFFFF"/>
+                <w:sz w:val="18"/>
+              </w:rPr>
+              <w:t>Weight</w:t>
+            </w:r>
+          </w:p>
+        </w:tc>
+        <w:tc>
+          <w:tcPr>
+            <w:tcW w:type="dxa" w:w="2880"/>
+            <w:shd w:val="clear" w:color="auto" w:fill="1F2D55"/>
+          </w:tcPr>
+          <w:p>
+            <w:r>
+              <w:rPr>
+                <w:b/>
+                <w:color w:val="FFFFFF"/>
+                <w:sz w:val="18"/>
+              </w:rPr>
+              <w:t>Sub-criteria</w:t>
+            </w:r>
+          </w:p>
+        </w:tc>
+      </w:tr>
+      <w:tr>
+        <w:tc>
+          <w:tcPr>
+            <w:tcW w:type="dxa" w:w="2880"/>
+          </w:tcPr>
+          <w:p>
+            <w:r>
+              <w:rPr>
+                <w:sz w:val="18"/>
+              </w:rPr>
+              <w:t>Capability &amp; track record</w:t>
+            </w:r>
+          </w:p>
+        </w:tc>
+        <w:tc>
+          <w:tcPr>
+            <w:tcW w:type="dxa" w:w="2880"/>
+          </w:tcPr>
+          <w:p>
+            <w:r>
+              <w:rPr>
+                <w:sz w:val="18"/>
+              </w:rPr>
+              <w:t>25%</w:t>
+            </w:r>
+          </w:p>
+        </w:tc>
+        <w:tc>
+          <w:tcPr>
+            <w:tcW w:type="dxa" w:w="2880"/>
+          </w:tcPr>
+          <w:p>
+            <w:r>
+              <w:rPr>
+                <w:sz w:val="18"/>
+              </w:rPr>
+              <w:t>Relevant experience; references; financial stability</w:t>
+            </w:r>
+          </w:p>
+        </w:tc>
+      </w:tr>
+      <w:tr>
+        <w:tc>
+          <w:tcPr>
+            <w:tcW w:type="dxa" w:w="2880"/>
+          </w:tcPr>
+          <w:p>
+            <w:r>
+              <w:rPr>
+                <w:sz w:val="18"/>
+              </w:rPr>
+              <w:t>Technical solution</w:t>
+            </w:r>
+          </w:p>
+        </w:tc>
+        <w:tc>
+          <w:tcPr>
+            <w:tcW w:type="dxa" w:w="2880"/>
+          </w:tcPr>
+          <w:p>
+            <w:r>
+              <w:rPr>
+                <w:sz w:val="18"/>
+              </w:rPr>
+              <w:t>25%</w:t>
+            </w:r>
+          </w:p>
+        </w:tc>
+        <w:tc>
+          <w:tcPr>
+            <w:tcW w:type="dxa" w:w="2880"/>
+          </w:tcPr>
+          <w:p>
+            <w:r>
+              <w:rPr>
+                <w:sz w:val="18"/>
+              </w:rPr>
+              <w:t>Scope coverage; methodology; innovation; security</w:t>
+            </w:r>
+          </w:p>
+        </w:tc>
+      </w:tr>
+      <w:tr>
+        <w:tc>
+          <w:tcPr>
+            <w:tcW w:type="dxa" w:w="2880"/>
+          </w:tcPr>
+          <w:p>
+            <w:r>
+              <w:rPr>
+                <w:sz w:val="18"/>
+              </w:rPr>
+              <w:t>Commercial proposition</w:t>
+            </w:r>
+          </w:p>
+        </w:tc>
+        <w:tc>
+          <w:tcPr>
+            <w:tcW w:type="dxa" w:w="2880"/>
+          </w:tcPr>
+          <w:p>
+            <w:r>
+              <w:rPr>
+                <w:sz w:val="18"/>
+              </w:rPr>
+              <w:t>25%</w:t>
+            </w:r>
+          </w:p>
+        </w:tc>
+        <w:tc>
+          <w:tcPr>
+            <w:tcW w:type="dxa" w:w="2880"/>
+          </w:tcPr>
+          <w:p>
+            <w:r>
+              <w:rPr>
+                <w:sz w:val="18"/>
+              </w:rPr>
+              <w:t>Total cost; pricing transparency; commercial flexibility</w:t>
+            </w:r>
+          </w:p>
+        </w:tc>
+      </w:tr>
+      <w:tr>
+        <w:tc>
+          <w:tcPr>
+            <w:tcW w:type="dxa" w:w="2880"/>
+          </w:tcPr>
+          <w:p>
+            <w:r>
+              <w:rPr>
+                <w:sz w:val="18"/>
+              </w:rPr>
+              <w:t>Implementation &amp; transition</w:t>
+            </w:r>
+          </w:p>
+        </w:tc>
+        <w:tc>
+          <w:tcPr>
+            <w:tcW w:type="dxa" w:w="2880"/>
+          </w:tcPr>
+          <w:p>
+            <w:r>
+              <w:rPr>
+                <w:sz w:val="18"/>
+              </w:rPr>
+              <w:t>10%</w:t>
+            </w:r>
+          </w:p>
+        </w:tc>
+        <w:tc>
+          <w:tcPr>
+            <w:tcW w:type="dxa" w:w="2880"/>
+          </w:tcPr>
+          <w:p>
+            <w:r>
+              <w:rPr>
+                <w:sz w:val="18"/>
+              </w:rPr>
+              <w:t>Plan robustness; risk mitigation; resourcing</w:t>
+            </w:r>
+          </w:p>
+        </w:tc>
+      </w:tr>
+      <w:tr>
+        <w:tc>
+          <w:tcPr>
+            <w:tcW w:type="dxa" w:w="2880"/>
+          </w:tcPr>
+          <w:p>
+            <w:r>
+              <w:rPr>
+                <w:sz w:val="18"/>
+              </w:rPr>
+              <w:t>ESG &amp; compliance</w:t>
+            </w:r>
+          </w:p>
+        </w:tc>
+        <w:tc>
+          <w:tcPr>
+            <w:tcW w:type="dxa" w:w="2880"/>
+          </w:tcPr>
+          <w:p>
+            <w:r>
+              <w:rPr>
+                <w:sz w:val="18"/>
+              </w:rPr>
+              <w:t>10%</w:t>
+            </w:r>
+          </w:p>
+        </w:tc>
+        <w:tc>
+          <w:tcPr>
+            <w:tcW w:type="dxa" w:w="2880"/>
+          </w:tcPr>
+          <w:p>
+            <w:r>
+              <w:rPr>
+                <w:sz w:val="18"/>
+              </w:rPr>
+              <w:t>Sustainability credentials; compliance posture; UBO clarity</w:t>
+            </w:r>
+          </w:p>
+        </w:tc>
+      </w:tr>
+      <w:tr>
+        <w:tc>
+          <w:tcPr>
+            <w:tcW w:type="dxa" w:w="2880"/>
+          </w:tcPr>
+          <w:p>
+            <w:r>
+              <w:rPr>
+                <w:sz w:val="18"/>
+              </w:rPr>
+              <w:t>Cultural fit &amp; partnership</w:t>
+            </w:r>
+          </w:p>
+        </w:tc>
+        <w:tc>
+          <w:tcPr>
+            <w:tcW w:type="dxa" w:w="2880"/>
+          </w:tcPr>
+          <w:p>
+            <w:r>
+              <w:rPr>
+                <w:sz w:val="18"/>
+              </w:rPr>
+              <w:t>5%</w:t>
+            </w:r>
+          </w:p>
+        </w:tc>
+        <w:tc>
+          <w:tcPr>
+            <w:tcW w:type="dxa" w:w="2880"/>
+          </w:tcPr>
+          <w:p>
+            <w:r>
+              <w:rPr>
+                <w:sz w:val="18"/>
+              </w:rPr>
+              <w:t>Stakeholder fit; willingness to invest in the relationship</w:t>
+            </w:r>
+          </w:p>
+        </w:tc>
+      </w:tr>
+    </w:tbl>
+    <w:p>
+      <w:pPr>
+        <w:spacing w:before="240" w:after="80"/>
+      </w:pPr>
+      <w:r>
+        <w:rPr>
+          <w:b/>
+          <w:color w:val="1F2D55"/>
+          <w:sz w:val="26"/>
+        </w:rPr>
+        <w:t>4. Mandatory requirements</w:t>
+      </w:r>
+    </w:p>
+    <w:p>
+      <w:pPr>
+        <w:pStyle w:val="ListBullet"/>
+        <w:spacing w:after="40"/>
+      </w:pPr>
+      <w:r>
+        <w:rPr>
+          <w:sz w:val="20"/>
+        </w:rPr>
+        <w:t>Audited financial statements for the past 3 years.</w:t>
+      </w:r>
+    </w:p>
+    <w:p>
+      <w:pPr>
+        <w:pStyle w:val="ListBullet"/>
+        <w:spacing w:after="40"/>
+      </w:pPr>
+      <w:r>
+        <w:rPr>
+          <w:sz w:val="20"/>
+        </w:rPr>
+        <w:t>Evidence of professional indemnity, public liability and cyber insurance (per Annex C minimums).</w:t>
+      </w:r>
+    </w:p>
+    <w:p>
+      <w:pPr>
+        <w:pStyle w:val="ListBullet"/>
+        <w:spacing w:after="40"/>
+      </w:pPr>
+      <w:r>
+        <w:rPr>
+          <w:sz w:val="20"/>
+        </w:rPr>
+        <w:t>Compliance with the Buyer Anti-Bribery &amp; Corruption policy (Annex D).</w:t>
+      </w:r>
+    </w:p>
+    <w:p>
+      <w:pPr>
+        <w:pStyle w:val="ListBullet"/>
+        <w:spacing w:after="40"/>
+      </w:pPr>
+      <w:r>
+        <w:rPr>
+          <w:sz w:val="20"/>
+        </w:rPr>
+        <w:t>Compliance with applicable data-protection laws (PDPA / UU PDP / GDPR as applicable).</w:t>
+      </w:r>
+    </w:p>
+    <w:p>
+      <w:pPr>
+        <w:pStyle w:val="ListBullet"/>
+        <w:spacing w:after="40"/>
+      </w:pPr>
+      <w:r>
+        <w:rPr>
+          <w:sz w:val="20"/>
+        </w:rPr>
+        <w:t>No undeclared conflicts of interest; UBO disclosure complete and current.</w:t>
+      </w:r>
+    </w:p>
+    <w:p>
+      <w:pPr>
+        <w:pStyle w:val="ListBullet"/>
+        <w:spacing w:after="40"/>
+      </w:pPr>
+      <w:r>
+        <w:rPr>
+          <w:sz w:val="20"/>
+        </w:rPr>
+        <w:t>Acceptance (or proposed redlines) of the Buyer's draft Master Services Agreement (Annex E).</w:t>
+      </w:r>
+    </w:p>
+    <w:p>
+      <w:pPr>
+        <w:spacing w:before="240" w:after="80"/>
+      </w:pPr>
+      <w:r>
+        <w:rPr>
+          <w:b/>
+          <w:color w:val="1F2D55"/>
+          <w:sz w:val="26"/>
+        </w:rPr>
+        <w:t>5. Pricing schedule</w:t>
+      </w:r>
+    </w:p>
+    <w:p>
+      <w:pPr>
+        <w:spacing w:after="80"/>
+      </w:pPr>
+      <w:r>
+        <w:rPr>
+          <w:i w:val="0"/>
+          <w:sz w:val="20"/>
+        </w:rPr>
+        <w:t>Bidders shall complete the pricing schedule in Annex F using the prescribed template. The total cost of ownership over 36 months shall be quoted in MYR and broken down by (a) fixed monthly service fee, (b) volume-based fee per transaction tier, (c) one-off implementation fee, (d) optional services. Where bidders propose alternative commercial models (gain-share, pay-per-use, etc.), these must be in addition to the mandatory schedule and clearly labelled.</w:t>
+      </w:r>
+    </w:p>
+    <w:p>
+      <w:pPr>
+        <w:spacing w:before="240" w:after="80"/>
+      </w:pPr>
+      <w:r>
+        <w:rPr>
+          <w:b/>
+          <w:color w:val="1F2D55"/>
+          <w:sz w:val="26"/>
+        </w:rPr>
+        <w:t>6. Process and timeline</w:t>
+      </w:r>
+    </w:p>
+    <w:tbl>
+      <w:tblPr>
+        <w:tblStyle w:val="LightGrid-Accent1"/>
+        <w:tblW w:type="auto" w:w="0"/>
+        <w:tblLook w:firstColumn="1" w:firstRow="1" w:lastColumn="0" w:lastRow="0" w:noHBand="0" w:noVBand="1" w:val="04A0"/>
+      </w:tblPr>
+      <w:tblGrid>
+        <w:gridCol w:w="2880"/>
+        <w:gridCol w:w="2880"/>
+        <w:gridCol w:w="2880"/>
+      </w:tblGrid>
+      <w:tr>
+        <w:tc>
+          <w:tcPr>
+            <w:tcW w:type="dxa" w:w="2880"/>
+            <w:shd w:val="clear" w:color="auto" w:fill="1F2D55"/>
+          </w:tcPr>
+          <w:p>
+            <w:r>
+              <w:rPr>
+                <w:b/>
+                <w:color w:val="FFFFFF"/>
+                <w:sz w:val="18"/>
+              </w:rPr>
+              <w:t>Stage</w:t>
+            </w:r>
+          </w:p>
+        </w:tc>
+        <w:tc>
+          <w:tcPr>
+            <w:tcW w:type="dxa" w:w="2880"/>
+            <w:shd w:val="clear" w:color="auto" w:fill="1F2D55"/>
+          </w:tcPr>
+          <w:p>
+            <w:r>
+              <w:rPr>
+                <w:b/>
+                <w:color w:val="FFFFFF"/>
+                <w:sz w:val="18"/>
+              </w:rPr>
+              <w:t>Date</w:t>
+            </w:r>
+          </w:p>
+        </w:tc>
+        <w:tc>
+          <w:tcPr>
+            <w:tcW w:type="dxa" w:w="2880"/>
+            <w:shd w:val="clear" w:color="auto" w:fill="1F2D55"/>
+          </w:tcPr>
+          <w:p>
+            <w:r>
+              <w:rPr>
+                <w:b/>
+                <w:color w:val="FFFFFF"/>
+                <w:sz w:val="18"/>
+              </w:rPr>
+              <w:t>Notes</w:t>
+            </w:r>
+          </w:p>
+        </w:tc>
+      </w:tr>
+      <w:tr>
+        <w:tc>
+          <w:tcPr>
+            <w:tcW w:type="dxa" w:w="2880"/>
+          </w:tcPr>
+          <w:p>
+            <w:r>
+              <w:rPr>
+                <w:sz w:val="18"/>
+              </w:rPr>
+              <w:t>RFP issue</w:t>
+            </w:r>
+          </w:p>
+        </w:tc>
+        <w:tc>
+          <w:tcPr>
+            <w:tcW w:type="dxa" w:w="2880"/>
+          </w:tcPr>
+          <w:p>
+            <w:r>
+              <w:rPr>
+                <w:sz w:val="18"/>
+              </w:rPr>
+              <w:t>18 April 2026</w:t>
+            </w:r>
+          </w:p>
+        </w:tc>
+        <w:tc>
+          <w:tcPr>
+            <w:tcW w:type="dxa" w:w="2880"/>
+          </w:tcPr>
+          <w:p>
+            <w:r>
+              <w:rPr>
+                <w:sz w:val="18"/>
+              </w:rPr>
+              <w:t>Bidders to confirm intent to respond within 5 days</w:t>
+            </w:r>
+          </w:p>
+        </w:tc>
+      </w:tr>
+      <w:tr>
+        <w:tc>
+          <w:tcPr>
+            <w:tcW w:type="dxa" w:w="2880"/>
+          </w:tcPr>
+          <w:p>
+            <w:r>
+              <w:rPr>
+                <w:sz w:val="18"/>
+              </w:rPr>
+              <w:t>Q&amp;A clarification window opens</w:t>
+            </w:r>
+          </w:p>
+        </w:tc>
+        <w:tc>
+          <w:tcPr>
+            <w:tcW w:type="dxa" w:w="2880"/>
+          </w:tcPr>
+          <w:p>
+            <w:r>
+              <w:rPr>
+                <w:sz w:val="18"/>
+              </w:rPr>
+              <w:t>24 April 2026</w:t>
+            </w:r>
+          </w:p>
+        </w:tc>
+        <w:tc>
+          <w:tcPr>
+            <w:tcW w:type="dxa" w:w="2880"/>
+          </w:tcPr>
+          <w:p>
+            <w:r>
+              <w:rPr>
+                <w:sz w:val="18"/>
+              </w:rPr>
+              <w:t>All questions via the portal; consolidated answers published</w:t>
+            </w:r>
+          </w:p>
+        </w:tc>
+      </w:tr>
+      <w:tr>
+        <w:tc>
+          <w:tcPr>
+            <w:tcW w:type="dxa" w:w="2880"/>
+          </w:tcPr>
+          <w:p>
+            <w:r>
+              <w:rPr>
+                <w:sz w:val="18"/>
+              </w:rPr>
+              <w:t>Site visits (optional)</w:t>
+            </w:r>
+          </w:p>
+        </w:tc>
+        <w:tc>
+          <w:tcPr>
+            <w:tcW w:type="dxa" w:w="2880"/>
+          </w:tcPr>
+          <w:p>
+            <w:r>
+              <w:rPr>
+                <w:sz w:val="18"/>
+              </w:rPr>
+              <w:t>04 May 2026</w:t>
+            </w:r>
+          </w:p>
+        </w:tc>
+        <w:tc>
+          <w:tcPr>
+            <w:tcW w:type="dxa" w:w="2880"/>
+          </w:tcPr>
+          <w:p>
+            <w:r>
+              <w:rPr>
+                <w:sz w:val="18"/>
+              </w:rPr>
+              <w:t>Slots on request via SPOC</w:t>
+            </w:r>
+          </w:p>
+        </w:tc>
+      </w:tr>
+      <w:tr>
+        <w:tc>
+          <w:tcPr>
+            <w:tcW w:type="dxa" w:w="2880"/>
+          </w:tcPr>
+          <w:p>
+            <w:r>
+              <w:rPr>
+                <w:sz w:val="18"/>
+              </w:rPr>
+              <w:t>Bid submission deadline</w:t>
+            </w:r>
+          </w:p>
+        </w:tc>
+        <w:tc>
+          <w:tcPr>
+            <w:tcW w:type="dxa" w:w="2880"/>
+          </w:tcPr>
+          <w:p>
+            <w:r>
+              <w:rPr>
+                <w:sz w:val="18"/>
+              </w:rPr>
+              <w:t>19 May 2026</w:t>
+            </w:r>
+          </w:p>
+        </w:tc>
+        <w:tc>
+          <w:tcPr>
+            <w:tcW w:type="dxa" w:w="2880"/>
+          </w:tcPr>
+          <w:p>
+            <w:r>
+              <w:rPr>
+                <w:sz w:val="18"/>
+              </w:rPr>
+              <w:t>17:00 KL time; portal upload only</w:t>
+            </w:r>
+          </w:p>
+        </w:tc>
+      </w:tr>
+      <w:tr>
+        <w:tc>
+          <w:tcPr>
+            <w:tcW w:type="dxa" w:w="2880"/>
+          </w:tcPr>
+          <w:p>
+            <w:r>
+              <w:rPr>
+                <w:sz w:val="18"/>
+              </w:rPr>
+              <w:t>Shortlist announcement</w:t>
+            </w:r>
+          </w:p>
+        </w:tc>
+        <w:tc>
+          <w:tcPr>
+            <w:tcW w:type="dxa" w:w="2880"/>
+          </w:tcPr>
+          <w:p>
+            <w:r>
+              <w:rPr>
+                <w:sz w:val="18"/>
+              </w:rPr>
+              <w:t>26 May 2026</w:t>
+            </w:r>
+          </w:p>
+        </w:tc>
+        <w:tc>
+          <w:tcPr>
+            <w:tcW w:type="dxa" w:w="2880"/>
+          </w:tcPr>
+          <w:p>
+            <w:r>
+              <w:rPr>
+                <w:sz w:val="18"/>
+              </w:rPr>
+              <w:t>Top 3-4 bidders progress</w:t>
+            </w:r>
+          </w:p>
+        </w:tc>
+      </w:tr>
+      <w:tr>
+        <w:tc>
+          <w:tcPr>
+            <w:tcW w:type="dxa" w:w="2880"/>
+          </w:tcPr>
+          <w:p>
+            <w:r>
+              <w:rPr>
+                <w:sz w:val="18"/>
+              </w:rPr>
+              <w:t>Capability demonstrations</w:t>
+            </w:r>
+          </w:p>
+        </w:tc>
+        <w:tc>
+          <w:tcPr>
+            <w:tcW w:type="dxa" w:w="2880"/>
+          </w:tcPr>
+          <w:p>
+            <w:r>
+              <w:rPr>
+                <w:sz w:val="18"/>
+              </w:rPr>
+              <w:t>02 June 2026</w:t>
+            </w:r>
+          </w:p>
+        </w:tc>
+        <w:tc>
+          <w:tcPr>
+            <w:tcW w:type="dxa" w:w="2880"/>
+          </w:tcPr>
+          <w:p>
+            <w:r>
+              <w:rPr>
+                <w:sz w:val="18"/>
+              </w:rPr>
+              <w:t>Half-day per bidder; technical + commercial Q&amp;A</w:t>
+            </w:r>
+          </w:p>
+        </w:tc>
+      </w:tr>
+      <w:tr>
+        <w:tc>
+          <w:tcPr>
+            <w:tcW w:type="dxa" w:w="2880"/>
+          </w:tcPr>
+          <w:p>
+            <w:r>
+              <w:rPr>
+                <w:sz w:val="18"/>
+              </w:rPr>
+              <w:t>Best-and-final offers</w:t>
+            </w:r>
+          </w:p>
+        </w:tc>
+        <w:tc>
+          <w:tcPr>
+            <w:tcW w:type="dxa" w:w="2880"/>
+          </w:tcPr>
+          <w:p>
+            <w:r>
+              <w:rPr>
+                <w:sz w:val="18"/>
+              </w:rPr>
+              <w:t>09 June 2026</w:t>
+            </w:r>
+          </w:p>
+        </w:tc>
+        <w:tc>
+          <w:tcPr>
+            <w:tcW w:type="dxa" w:w="2880"/>
+          </w:tcPr>
+          <w:p>
+            <w:r>
+              <w:rPr>
+                <w:sz w:val="18"/>
+              </w:rPr>
+              <w:t>Targeted clarification round</w:t>
+            </w:r>
+          </w:p>
+        </w:tc>
+      </w:tr>
+      <w:tr>
+        <w:tc>
+          <w:tcPr>
+            <w:tcW w:type="dxa" w:w="2880"/>
+          </w:tcPr>
+          <w:p>
+            <w:r>
+              <w:rPr>
+                <w:sz w:val="18"/>
+              </w:rPr>
+              <w:t>Award decision</w:t>
+            </w:r>
+          </w:p>
+        </w:tc>
+        <w:tc>
+          <w:tcPr>
+            <w:tcW w:type="dxa" w:w="2880"/>
+          </w:tcPr>
+          <w:p>
+            <w:r>
+              <w:rPr>
+                <w:sz w:val="18"/>
+              </w:rPr>
+              <w:t>16 June 2026</w:t>
+            </w:r>
+          </w:p>
+        </w:tc>
+        <w:tc>
+          <w:tcPr>
+            <w:tcW w:type="dxa" w:w="2880"/>
+          </w:tcPr>
+          <w:p>
+            <w:r>
+              <w:rPr>
+                <w:sz w:val="18"/>
+              </w:rPr>
+              <w:t>Subject to Board approval if above threshold</w:t>
+            </w:r>
+          </w:p>
+        </w:tc>
+      </w:tr>
+      <w:tr>
+        <w:tc>
+          <w:tcPr>
+            <w:tcW w:type="dxa" w:w="2880"/>
+          </w:tcPr>
+          <w:p>
+            <w:r>
+              <w:rPr>
+                <w:sz w:val="18"/>
+              </w:rPr>
+              <w:t>Contract execution</w:t>
+            </w:r>
+          </w:p>
+        </w:tc>
+        <w:tc>
+          <w:tcPr>
+            <w:tcW w:type="dxa" w:w="2880"/>
+          </w:tcPr>
+          <w:p>
+            <w:r>
+              <w:rPr>
+                <w:sz w:val="18"/>
+              </w:rPr>
+              <w:t>23 June 2026</w:t>
+            </w:r>
+          </w:p>
+        </w:tc>
+        <w:tc>
+          <w:tcPr>
+            <w:tcW w:type="dxa" w:w="2880"/>
+          </w:tcPr>
+          <w:p>
+            <w:r>
+              <w:rPr>
+                <w:sz w:val="18"/>
+              </w:rPr>
+              <w:t>Signed within 14 days of award decision</w:t>
+            </w:r>
+          </w:p>
+        </w:tc>
+      </w:tr>
+      <w:tr>
+        <w:tc>
+          <w:tcPr>
+            <w:tcW w:type="dxa" w:w="2880"/>
+          </w:tcPr>
+          <w:p>
+            <w:r>
+              <w:rPr>
+                <w:sz w:val="18"/>
+              </w:rPr>
+              <w:t>Mobilisation</w:t>
+            </w:r>
+          </w:p>
+        </w:tc>
+        <w:tc>
+          <w:tcPr>
+            <w:tcW w:type="dxa" w:w="2880"/>
+          </w:tcPr>
+          <w:p>
+            <w:r>
+              <w:rPr>
+                <w:sz w:val="18"/>
+              </w:rPr>
+              <w:t>30 June 2026</w:t>
+            </w:r>
+          </w:p>
+        </w:tc>
+        <w:tc>
+          <w:tcPr>
+            <w:tcW w:type="dxa" w:w="2880"/>
+          </w:tcPr>
+          <w:p>
+            <w:r>
+              <w:rPr>
+                <w:sz w:val="18"/>
+              </w:rPr>
+              <w:t>Transition under joint plan</w:t>
+            </w:r>
+          </w:p>
+        </w:tc>
+      </w:tr>
+    </w:tbl>
+    <w:p>
+      <w:pPr>
+        <w:spacing w:before="240" w:after="80"/>
+      </w:pPr>
+      <w:r>
+        <w:rPr>
+          <w:b/>
+          <w:color w:val="1F2D55"/>
+          <w:sz w:val="26"/>
+        </w:rPr>
+        <w:t>7. Bid submission format</w:t>
+      </w:r>
+    </w:p>
+    <w:p>
+      <w:pPr>
+        <w:spacing w:after="80"/>
+      </w:pPr>
+      <w:r>
+        <w:rPr>
+          <w:i w:val="0"/>
+          <w:sz w:val="20"/>
+        </w:rPr>
+        <w:t>Submissions must be uploaded via the Buyer's procurement portal in PDF format. File-naming convention: BidderName_RFPRef_Section.pdf. Maximum 80 pages (excluding appendices). Annex completeness checklist provided in Annex G.</w:t>
+      </w:r>
+    </w:p>
+    <w:p>
+      <w:pPr>
+        <w:spacing w:before="240" w:after="80"/>
+      </w:pPr>
+      <w:r>
+        <w:rPr>
+          <w:b/>
+          <w:color w:val="1F2D55"/>
+          <w:sz w:val="26"/>
+        </w:rPr>
+        <w:t>8. Confidentiality and IP</w:t>
+      </w:r>
+    </w:p>
+    <w:p>
+      <w:pPr>
+        <w:spacing w:after="80"/>
+      </w:pPr>
+      <w:r>
+        <w:rPr>
+          <w:i w:val="0"/>
+          <w:sz w:val="20"/>
+        </w:rPr>
+        <w:t>All information disclosed in or in connection with this RFP is confidential. Bidders shall not disclose to third parties without the Buyer's prior written consent. IP in bidder submissions remains with the bidder, except that the Buyer may retain submissions for record-keeping and evaluation. The Buyer reserves the right to amend, withdraw or re-issue this RFP without liability.</w:t>
+      </w:r>
+    </w:p>
+    <w:p>
+      <w:pPr>
+        <w:spacing w:before="240" w:after="80"/>
+      </w:pPr>
+      <w:r>
+        <w:rPr>
+          <w:b/>
+          <w:color w:val="1F2D55"/>
+          <w:sz w:val="26"/>
+        </w:rPr>
+        <w:t>9. Contact</w:t>
+      </w:r>
+    </w:p>
+    <w:p>
+      <w:pPr>
+        <w:spacing w:after="80"/>
+      </w:pPr>
+      <w:r>
+        <w:rPr>
+          <w:i w:val="0"/>
+          <w:sz w:val="20"/>
+        </w:rPr>
+        <w:t>Single point of contact: Sasha Ouellet, Group Procurement Director. All communications must route via the portal Q&amp;A function — direct contact with other Buyer personnel during the RFP process is prohibited and grounds for disqualification.</w:t>
+      </w:r>
+    </w:p>
+    <w:p>
+      <w:pPr>
+        <w:spacing w:before="240" w:after="80"/>
+      </w:pPr>
+      <w:r>
+        <w:rPr>
+          <w:b/>
+          <w:color w:val="1F2D55"/>
+          <w:sz w:val="26"/>
+        </w:rPr>
+        <w:t>Annexes</w:t>
+      </w:r>
+    </w:p>
+    <w:p>
+      <w:pPr>
+        <w:pStyle w:val="ListBullet"/>
+        <w:spacing w:after="40"/>
+      </w:pPr>
+      <w:r>
+        <w:rPr>
+          <w:sz w:val="20"/>
+        </w:rPr>
+        <w:t>Annex A — Technical Specification (separate document)</w:t>
+      </w:r>
+    </w:p>
+    <w:p>
+      <w:pPr>
+        <w:pStyle w:val="ListBullet"/>
+        <w:spacing w:after="40"/>
+      </w:pPr>
+      <w:r>
+        <w:rPr>
+          <w:sz w:val="20"/>
+        </w:rPr>
+        <w:t>Annex B — Operating-unit scope detail</w:t>
+      </w:r>
+    </w:p>
+    <w:p>
+      <w:pPr>
+        <w:pStyle w:val="ListBullet"/>
+        <w:spacing w:after="40"/>
+      </w:pPr>
+      <w:r>
+        <w:rPr>
+          <w:sz w:val="20"/>
+        </w:rPr>
+        <w:t>Annex C — Insurance minimums</w:t>
+      </w:r>
+    </w:p>
+    <w:p>
+      <w:pPr>
+        <w:pStyle w:val="ListBullet"/>
+        <w:spacing w:after="40"/>
+      </w:pPr>
+      <w:r>
+        <w:rPr>
+          <w:sz w:val="20"/>
+        </w:rPr>
+        <w:t>Annex D — Anti-Bribery &amp; Corruption policy</w:t>
+      </w:r>
+    </w:p>
+    <w:p>
+      <w:pPr>
+        <w:pStyle w:val="ListBullet"/>
+        <w:spacing w:after="40"/>
+      </w:pPr>
+      <w:r>
+        <w:rPr>
+          <w:sz w:val="20"/>
+        </w:rPr>
+        <w:t>Annex E — Draft Master Services Agreement</w:t>
+      </w:r>
+    </w:p>
+    <w:p>
+      <w:pPr>
+        <w:pStyle w:val="ListBullet"/>
+        <w:spacing w:after="40"/>
+      </w:pPr>
+      <w:r>
+        <w:rPr>
+          <w:sz w:val="20"/>
+        </w:rPr>
+        <w:t>Annex F — Pricing schedule template</w:t>
+      </w:r>
+    </w:p>
+    <w:p>
+      <w:pPr>
+        <w:pStyle w:val="ListBullet"/>
+        <w:spacing w:after="40"/>
+      </w:pPr>
+      <w:r>
+        <w:rPr>
+          <w:sz w:val="20"/>
+        </w:rPr>
+        <w:t>Annex G — Annex completeness checklist</w:t>
       </w:r>
     </w:p>
     <w:p>
@@ -21,849 +1428,16 @@
       </w:pPr>
       <w:r>
         <w:rPr>
-          <w:b/>
-          <w:sz w:val="26"/>
+          <w:i/>
+          <w:color w:val="9CA3AF"/>
+          <w:sz w:val="16"/>
         </w:rPr>
-        <w:t>REQUEST FOR QUOTATION (RFQ)</w:t>
-      </w:r>
-    </w:p>
-    <w:p>
-      <w:pPr>
-        <w:jc w:val="center"/>
-      </w:pPr>
-      <w:r>
-        <w:rPr>
-          <w:b/>
-          <w:sz w:val="22"/>
-        </w:rPr>
-        <w:t>Tender Reference: ZOD-2025-T044</w:t>
-      </w:r>
-    </w:p>
-    <w:p/>
-    <w:p>
-      <w:pPr>
-        <w:pStyle w:val="Heading1"/>
-      </w:pPr>
-      <w:r>
-        <w:rPr>
-          <w:color w:val="0F2545"/>
-        </w:rPr>
-        <w:t>1. Buyer Information</w:t>
-      </w:r>
-    </w:p>
-    <w:tbl>
-      <w:tblPr>
-        <w:tblStyle w:val="TableGrid"/>
-        <w:tblW w:type="auto" w:w="0"/>
-        <w:tblLook w:firstColumn="1" w:firstRow="1" w:lastColumn="0" w:lastRow="0" w:noHBand="0" w:noVBand="1" w:val="04A0"/>
-      </w:tblPr>
-      <w:tblGrid>
-        <w:gridCol w:w="4536"/>
-        <w:gridCol w:w="4536"/>
-      </w:tblGrid>
-      <w:tr>
-        <w:tc>
-          <w:tcPr>
-            <w:tcW w:type="dxa" w:w="4536"/>
-          </w:tcPr>
-          <w:p>
-            <w:r>
-              <w:rPr>
-                <w:b/>
-                <w:sz w:val="20"/>
-              </w:rPr>
-              <w:t>Company</w:t>
-            </w:r>
-          </w:p>
-        </w:tc>
-        <w:tc>
-          <w:tcPr>
-            <w:tcW w:type="dxa" w:w="4536"/>
-          </w:tcPr>
-          <w:p>
-            <w:r>
-              <w:rPr>
-                <w:sz w:val="20"/>
-              </w:rPr>
-              <w:t>Pasir Gudang Aromatics Corporation Pte. Ltd.</w:t>
-            </w:r>
-          </w:p>
-        </w:tc>
-      </w:tr>
-      <w:tr>
-        <w:tc>
-          <w:tcPr>
-            <w:tcW w:type="dxa" w:w="4536"/>
-          </w:tcPr>
-          <w:p>
-            <w:r>
-              <w:rPr>
-                <w:b/>
-                <w:sz w:val="20"/>
-              </w:rPr>
-              <w:t>Address</w:t>
-            </w:r>
-          </w:p>
-        </w:tc>
-        <w:tc>
-          <w:tcPr>
-            <w:tcW w:type="dxa" w:w="4536"/>
-          </w:tcPr>
-          <w:p>
-            <w:r>
-              <w:rPr>
-                <w:sz w:val="20"/>
-              </w:rPr>
-              <w:t>1 Banyan Avenue, Pasir Gudang Industrial Park, Malaysia 627868</w:t>
-            </w:r>
-          </w:p>
-        </w:tc>
-      </w:tr>
-      <w:tr>
-        <w:tc>
-          <w:tcPr>
-            <w:tcW w:type="dxa" w:w="4536"/>
-          </w:tcPr>
-          <w:p>
-            <w:r>
-              <w:rPr>
-                <w:b/>
-                <w:sz w:val="20"/>
-              </w:rPr>
-              <w:t>Contact Person</w:t>
-            </w:r>
-          </w:p>
-        </w:tc>
-        <w:tc>
-          <w:tcPr>
-            <w:tcW w:type="dxa" w:w="4536"/>
-          </w:tcPr>
-          <w:p>
-            <w:r>
-              <w:rPr>
-                <w:sz w:val="20"/>
-              </w:rPr>
-              <w:t>Ms. Tan Wei Lin, Head of Procurement</w:t>
-            </w:r>
-          </w:p>
-        </w:tc>
-      </w:tr>
-      <w:tr>
-        <w:tc>
-          <w:tcPr>
-            <w:tcW w:type="dxa" w:w="4536"/>
-          </w:tcPr>
-          <w:p>
-            <w:r>
-              <w:rPr>
-                <w:b/>
-                <w:sz w:val="20"/>
-              </w:rPr>
-              <w:t>Email</w:t>
-            </w:r>
-          </w:p>
-        </w:tc>
-        <w:tc>
-          <w:tcPr>
-            <w:tcW w:type="dxa" w:w="4536"/>
-          </w:tcPr>
-          <w:p>
-            <w:r>
-              <w:rPr>
-                <w:sz w:val="20"/>
-              </w:rPr>
-              <w:t>procurement.rfq@zod.com.my</w:t>
-            </w:r>
-          </w:p>
-        </w:tc>
-      </w:tr>
-      <w:tr>
-        <w:tc>
-          <w:tcPr>
-            <w:tcW w:type="dxa" w:w="4536"/>
-          </w:tcPr>
-          <w:p>
-            <w:r>
-              <w:rPr>
-                <w:b/>
-                <w:sz w:val="20"/>
-              </w:rPr>
-              <w:t>Issue Date</w:t>
-            </w:r>
-          </w:p>
-        </w:tc>
-        <w:tc>
-          <w:tcPr>
-            <w:tcW w:type="dxa" w:w="4536"/>
-          </w:tcPr>
-          <w:p>
-            <w:r>
-              <w:rPr>
-                <w:sz w:val="20"/>
-              </w:rPr>
-              <w:t>12 May 2025</w:t>
-            </w:r>
-          </w:p>
-        </w:tc>
-      </w:tr>
-    </w:tbl>
-    <w:p/>
-    <w:p>
-      <w:pPr>
-        <w:pStyle w:val="Heading1"/>
-      </w:pPr>
-      <w:r>
-        <w:rPr>
-          <w:color w:val="0F2545"/>
-        </w:rPr>
-        <w:t>2. RFQ Overview</w:t>
-      </w:r>
-    </w:p>
-    <w:p>
-      <w:pPr>
-        <w:spacing w:after="80"/>
-      </w:pPr>
-      <w:r>
-        <w:rPr>
-          <w:b w:val="0"/>
-          <w:sz w:val="21"/>
-        </w:rPr>
-        <w:t>Pasir Gudang Aromatics Corporation Pte. Ltd. (ZOD) invites quotations from approved chemical distributors for the supply of Ethylene Glycol (MEG) and Methanol (MeOH) for a 12-month supply contract commencing 1 August 2025.</w:t>
-      </w:r>
-    </w:p>
-    <w:p>
-      <w:pPr>
-        <w:spacing w:after="80"/>
-      </w:pPr>
-      <w:r>
-        <w:rPr>
-          <w:b w:val="0"/>
-          <w:sz w:val="21"/>
-        </w:rPr>
-        <w:t>ZOD operates a C8 aromatics complex on Pasir Gudang Industrial Park with an annual production capacity of 800,000 MT of mixed xylenes and 250,000 MT of benzene. The chemicals requested in this RFQ are used as process utilities and cleaning solvents in the complex.</w:t>
-      </w:r>
-    </w:p>
-    <w:p>
-      <w:pPr>
-        <w:pStyle w:val="Heading1"/>
-      </w:pPr>
-      <w:r>
-        <w:rPr>
-          <w:color w:val="0F2545"/>
-        </w:rPr>
-        <w:t>3. Scope of Supply</w:t>
-      </w:r>
-    </w:p>
-    <w:tbl>
-      <w:tblPr>
-        <w:tblStyle w:val="TableGrid"/>
-        <w:tblW w:type="auto" w:w="0"/>
-        <w:tblLook w:firstColumn="1" w:firstRow="1" w:lastColumn="0" w:lastRow="0" w:noHBand="0" w:noVBand="1" w:val="04A0"/>
-      </w:tblPr>
-      <w:tblGrid>
-        <w:gridCol w:w="1512"/>
-        <w:gridCol w:w="1512"/>
-        <w:gridCol w:w="1512"/>
-        <w:gridCol w:w="1512"/>
-        <w:gridCol w:w="1512"/>
-        <w:gridCol w:w="1512"/>
-      </w:tblGrid>
-      <w:tr>
-        <w:tc>
-          <w:tcPr>
-            <w:tcW w:type="dxa" w:w="1512"/>
-          </w:tcPr>
-          <w:p>
-            <w:r>
-              <w:rPr>
-                <w:b/>
-                <w:sz w:val="20"/>
-              </w:rPr>
-              <w:t>Item</w:t>
-            </w:r>
-          </w:p>
-        </w:tc>
-        <w:tc>
-          <w:tcPr>
-            <w:tcW w:type="dxa" w:w="1512"/>
-          </w:tcPr>
-          <w:p>
-            <w:r>
-              <w:rPr>
-                <w:b/>
-                <w:sz w:val="20"/>
-              </w:rPr>
-              <w:t>Product</w:t>
-            </w:r>
-          </w:p>
-        </w:tc>
-        <w:tc>
-          <w:tcPr>
-            <w:tcW w:type="dxa" w:w="1512"/>
-          </w:tcPr>
-          <w:p>
-            <w:r>
-              <w:rPr>
-                <w:b/>
-                <w:sz w:val="20"/>
-              </w:rPr>
-              <w:t>Grade / Specification</w:t>
-            </w:r>
-          </w:p>
-        </w:tc>
-        <w:tc>
-          <w:tcPr>
-            <w:tcW w:type="dxa" w:w="1512"/>
-          </w:tcPr>
-          <w:p>
-            <w:r>
-              <w:rPr>
-                <w:b/>
-                <w:sz w:val="20"/>
-              </w:rPr>
-              <w:t>Monthly Volume (MT)</w:t>
-            </w:r>
-          </w:p>
-        </w:tc>
-        <w:tc>
-          <w:tcPr>
-            <w:tcW w:type="dxa" w:w="1512"/>
-          </w:tcPr>
-          <w:p>
-            <w:r>
-              <w:rPr>
-                <w:b/>
-                <w:sz w:val="20"/>
-              </w:rPr>
-              <w:t>Annual Volume (MT)</w:t>
-            </w:r>
-          </w:p>
-        </w:tc>
-        <w:tc>
-          <w:tcPr>
-            <w:tcW w:type="dxa" w:w="1512"/>
-          </w:tcPr>
-          <w:p>
-            <w:r>
-              <w:rPr>
-                <w:b/>
-                <w:sz w:val="20"/>
-              </w:rPr>
-              <w:t>Delivery</w:t>
-            </w:r>
-          </w:p>
-        </w:tc>
-      </w:tr>
-      <w:tr>
-        <w:tc>
-          <w:tcPr>
-            <w:tcW w:type="dxa" w:w="1512"/>
-          </w:tcPr>
-          <w:p>
-            <w:r>
-              <w:rPr>
-                <w:sz w:val="20"/>
-              </w:rPr>
-              <w:t>1</w:t>
-            </w:r>
-          </w:p>
-        </w:tc>
-        <w:tc>
-          <w:tcPr>
-            <w:tcW w:type="dxa" w:w="1512"/>
-          </w:tcPr>
-          <w:p>
-            <w:r>
-              <w:rPr>
-                <w:sz w:val="20"/>
-              </w:rPr>
-              <w:t>Ethylene Glycol (MEG)</w:t>
-            </w:r>
-          </w:p>
-        </w:tc>
-        <w:tc>
-          <w:tcPr>
-            <w:tcW w:type="dxa" w:w="1512"/>
-          </w:tcPr>
-          <w:p>
-            <w:r>
-              <w:rPr>
-                <w:sz w:val="20"/>
-              </w:rPr>
-              <w:t>Technical Grade — Purity ≥ 99.8%</w:t>
-            </w:r>
-          </w:p>
-        </w:tc>
-        <w:tc>
-          <w:tcPr>
-            <w:tcW w:type="dxa" w:w="1512"/>
-          </w:tcPr>
-          <w:p>
-            <w:r>
-              <w:rPr>
-                <w:sz w:val="20"/>
-              </w:rPr>
-              <w:t>250 – 350</w:t>
-            </w:r>
-          </w:p>
-        </w:tc>
-        <w:tc>
-          <w:tcPr>
-            <w:tcW w:type="dxa" w:w="1512"/>
-          </w:tcPr>
-          <w:p>
-            <w:r>
-              <w:rPr>
-                <w:sz w:val="20"/>
-              </w:rPr>
-              <w:t>3,000 – 4,200</w:t>
-            </w:r>
-          </w:p>
-        </w:tc>
-        <w:tc>
-          <w:tcPr>
-            <w:tcW w:type="dxa" w:w="1512"/>
-          </w:tcPr>
-          <w:p>
-            <w:r>
-              <w:rPr>
-                <w:sz w:val="20"/>
-              </w:rPr>
-              <w:t>CIF Pasir Gudang Industrial Park</w:t>
-            </w:r>
-          </w:p>
-        </w:tc>
-      </w:tr>
-      <w:tr>
-        <w:tc>
-          <w:tcPr>
-            <w:tcW w:type="dxa" w:w="1512"/>
-          </w:tcPr>
-          <w:p>
-            <w:r>
-              <w:rPr>
-                <w:sz w:val="20"/>
-              </w:rPr>
-              <w:t>2</w:t>
-            </w:r>
-          </w:p>
-        </w:tc>
-        <w:tc>
-          <w:tcPr>
-            <w:tcW w:type="dxa" w:w="1512"/>
-          </w:tcPr>
-          <w:p>
-            <w:r>
-              <w:rPr>
-                <w:sz w:val="20"/>
-              </w:rPr>
-              <w:t>Methanol (MeOH)</w:t>
-            </w:r>
-          </w:p>
-        </w:tc>
-        <w:tc>
-          <w:tcPr>
-            <w:tcW w:type="dxa" w:w="1512"/>
-          </w:tcPr>
-          <w:p>
-            <w:r>
-              <w:rPr>
-                <w:sz w:val="20"/>
-              </w:rPr>
-              <w:t>Technical Grade — Purity ≥ 99.85%</w:t>
-            </w:r>
-          </w:p>
-        </w:tc>
-        <w:tc>
-          <w:tcPr>
-            <w:tcW w:type="dxa" w:w="1512"/>
-          </w:tcPr>
-          <w:p>
-            <w:r>
-              <w:rPr>
-                <w:sz w:val="20"/>
-              </w:rPr>
-              <w:t>400 – 550</w:t>
-            </w:r>
-          </w:p>
-        </w:tc>
-        <w:tc>
-          <w:tcPr>
-            <w:tcW w:type="dxa" w:w="1512"/>
-          </w:tcPr>
-          <w:p>
-            <w:r>
-              <w:rPr>
-                <w:sz w:val="20"/>
-              </w:rPr>
-              <w:t>4,800 – 6,600</w:t>
-            </w:r>
-          </w:p>
-        </w:tc>
-        <w:tc>
-          <w:tcPr>
-            <w:tcW w:type="dxa" w:w="1512"/>
-          </w:tcPr>
-          <w:p>
-            <w:r>
-              <w:rPr>
-                <w:sz w:val="20"/>
-              </w:rPr>
-              <w:t>CIF Pasir Gudang Industrial Park</w:t>
-            </w:r>
-          </w:p>
-        </w:tc>
-      </w:tr>
-    </w:tbl>
-    <w:p/>
-    <w:p>
-      <w:pPr>
-        <w:pStyle w:val="Heading1"/>
-      </w:pPr>
-      <w:r>
-        <w:rPr>
-          <w:color w:val="0F2545"/>
-        </w:rPr>
-        <w:t>4. Commercial Requirements</w:t>
-      </w:r>
-    </w:p>
-    <w:p>
-      <w:pPr>
-        <w:spacing w:after="80"/>
-      </w:pPr>
-      <w:r>
-        <w:rPr>
-          <w:b w:val="0"/>
-          <w:sz w:val="21"/>
-        </w:rPr>
-        <w:t>4.1 Pricing: Quotes must be submitted in USD per MT, CIF Pasir Gudang Industrial Park (ISO tank delivery). Prices must remain valid for 90 days from submission deadline. Price escalation/de-escalation linked to ICIS MEG Southeast Asia CFR assessment and Methanex European contract price is acceptable.</w:t>
-      </w:r>
-    </w:p>
-    <w:p>
-      <w:pPr>
-        <w:spacing w:after="80"/>
-      </w:pPr>
-      <w:r>
-        <w:rPr>
-          <w:b w:val="0"/>
-          <w:sz w:val="21"/>
-        </w:rPr>
-        <w:t>4.2 Payment Terms: 30 days from Bill of Lading date. Letters of Credit (LC) acceptable for first 2 shipments.</w:t>
-      </w:r>
-    </w:p>
-    <w:p>
-      <w:pPr>
-        <w:spacing w:after="80"/>
-      </w:pPr>
-      <w:r>
-        <w:rPr>
-          <w:b w:val="0"/>
-          <w:sz w:val="21"/>
-        </w:rPr>
-        <w:t>4.3 Contract Duration: 12 months with option to extend for a further 12 months at buyer's discretion.</w:t>
-      </w:r>
-    </w:p>
-    <w:p>
-      <w:pPr>
-        <w:spacing w:after="80"/>
-      </w:pPr>
-      <w:r>
-        <w:rPr>
-          <w:b w:val="0"/>
-          <w:sz w:val="21"/>
-        </w:rPr>
-        <w:t>4.4 Volume Flexibility: ZOD requires +/- 15% volume flexibility per monthly delivery window. Supplier must confirm ability to accommodate.</w:t>
-      </w:r>
-    </w:p>
-    <w:p>
-      <w:pPr>
-        <w:pStyle w:val="Heading1"/>
-      </w:pPr>
-      <w:r>
-        <w:rPr>
-          <w:color w:val="0F2545"/>
-        </w:rPr>
-        <w:t>5. Quality &amp; Compliance Requirements</w:t>
-      </w:r>
-    </w:p>
-    <w:p>
-      <w:pPr>
-        <w:pStyle w:val="ListBullet"/>
-      </w:pPr>
-      <w:r>
-        <w:rPr>
-          <w:sz w:val="20"/>
-        </w:rPr>
-        <w:t>Certificate of Analysis (CoA) for each shipment — to be provided at least 5 days before vessel arrival</w:t>
-      </w:r>
-    </w:p>
-    <w:p>
-      <w:pPr>
-        <w:pStyle w:val="ListBullet"/>
-      </w:pPr>
-      <w:r>
-        <w:rPr>
-          <w:sz w:val="20"/>
-        </w:rPr>
-        <w:t>GHS-compliant Safety Data Sheet (SDS) — must comply with EU CLP Revision 15 minimum</w:t>
-      </w:r>
-    </w:p>
-    <w:p>
-      <w:pPr>
-        <w:pStyle w:val="ListBullet"/>
-      </w:pPr>
-      <w:r>
-        <w:rPr>
-          <w:sz w:val="20"/>
-        </w:rPr>
-        <w:t>ISO tank certificates: current inspection certificate (within 2.5 years), last cleaning certificate</w:t>
-      </w:r>
-    </w:p>
-    <w:p>
-      <w:pPr>
-        <w:pStyle w:val="ListBullet"/>
-      </w:pPr>
-      <w:r>
-        <w:rPr>
-          <w:sz w:val="20"/>
-        </w:rPr>
-        <w:t>REACH pre-registration confirmation for both products (EU registration by supplier or importer of record)</w:t>
-      </w:r>
-    </w:p>
-    <w:p>
-      <w:pPr>
-        <w:pStyle w:val="ListBullet"/>
-      </w:pPr>
-      <w:r>
-        <w:rPr>
-          <w:sz w:val="20"/>
-        </w:rPr>
-        <w:t>NEA import permit: supplier or Zava as importer of record to confirm compliance</w:t>
-      </w:r>
-    </w:p>
-    <w:p>
-      <w:pPr>
-        <w:pStyle w:val="ListBullet"/>
-      </w:pPr>
-      <w:r>
-        <w:rPr>
-          <w:sz w:val="20"/>
-        </w:rPr>
-        <w:t>Product liability insurance: minimum USD 5 million per occurrence</w:t>
-      </w:r>
-    </w:p>
-    <w:p/>
-    <w:p>
-      <w:pPr>
-        <w:pStyle w:val="Heading1"/>
-      </w:pPr>
-      <w:r>
-        <w:rPr>
-          <w:color w:val="0F2545"/>
-        </w:rPr>
-        <w:t>6. Submission Requirements</w:t>
-      </w:r>
-    </w:p>
-    <w:tbl>
-      <w:tblPr>
-        <w:tblStyle w:val="TableGrid"/>
-        <w:tblW w:type="auto" w:w="0"/>
-        <w:tblLook w:firstColumn="1" w:firstRow="1" w:lastColumn="0" w:lastRow="0" w:noHBand="0" w:noVBand="1" w:val="04A0"/>
-      </w:tblPr>
-      <w:tblGrid>
-        <w:gridCol w:w="4536"/>
-        <w:gridCol w:w="4536"/>
-      </w:tblGrid>
-      <w:tr>
-        <w:tc>
-          <w:tcPr>
-            <w:tcW w:type="dxa" w:w="4536"/>
-          </w:tcPr>
-          <w:p>
-            <w:r>
-              <w:rPr>
-                <w:b/>
-                <w:sz w:val="20"/>
-              </w:rPr>
-              <w:t>Submission Deadline</w:t>
-            </w:r>
-          </w:p>
-        </w:tc>
-        <w:tc>
-          <w:tcPr>
-            <w:tcW w:type="dxa" w:w="4536"/>
-          </w:tcPr>
-          <w:p>
-            <w:r>
-              <w:rPr>
-                <w:sz w:val="20"/>
-              </w:rPr>
-              <w:t>30 May 2025, 17:00 SGT</w:t>
-            </w:r>
-          </w:p>
-        </w:tc>
-      </w:tr>
-      <w:tr>
-        <w:tc>
-          <w:tcPr>
-            <w:tcW w:type="dxa" w:w="4536"/>
-          </w:tcPr>
-          <w:p>
-            <w:r>
-              <w:rPr>
-                <w:b/>
-                <w:sz w:val="20"/>
-              </w:rPr>
-              <w:t>Submission Method</w:t>
-            </w:r>
-          </w:p>
-        </w:tc>
-        <w:tc>
-          <w:tcPr>
-            <w:tcW w:type="dxa" w:w="4536"/>
-          </w:tcPr>
-          <w:p>
-            <w:r>
-              <w:rPr>
-                <w:sz w:val="20"/>
-              </w:rPr>
-              <w:t>Email to procurement.rfq@zod.com.my with subject: ZOD-2025-T044 / [Company Name]</w:t>
-            </w:r>
-          </w:p>
-        </w:tc>
-      </w:tr>
-      <w:tr>
-        <w:tc>
-          <w:tcPr>
-            <w:tcW w:type="dxa" w:w="4536"/>
-          </w:tcPr>
-          <w:p>
-            <w:r>
-              <w:rPr>
-                <w:b/>
-                <w:sz w:val="20"/>
-              </w:rPr>
-              <w:t>Clarification Deadline</w:t>
-            </w:r>
-          </w:p>
-        </w:tc>
-        <w:tc>
-          <w:tcPr>
-            <w:tcW w:type="dxa" w:w="4536"/>
-          </w:tcPr>
-          <w:p>
-            <w:r>
-              <w:rPr>
-                <w:sz w:val="20"/>
-              </w:rPr>
-              <w:t>23 May 2025 (submit questions via email — responses circulated to all bidders)</w:t>
-            </w:r>
-          </w:p>
-        </w:tc>
-      </w:tr>
-      <w:tr>
-        <w:tc>
-          <w:tcPr>
-            <w:tcW w:type="dxa" w:w="4536"/>
-          </w:tcPr>
-          <w:p>
-            <w:r>
-              <w:rPr>
-                <w:b/>
-                <w:sz w:val="20"/>
-              </w:rPr>
-              <w:t>Evaluation Criteria</w:t>
-            </w:r>
-          </w:p>
-        </w:tc>
-        <w:tc>
-          <w:tcPr>
-            <w:tcW w:type="dxa" w:w="4536"/>
-          </w:tcPr>
-          <w:p>
-            <w:r>
-              <w:rPr>
-                <w:sz w:val="20"/>
-              </w:rPr>
-              <w:t>Price 50% | Reliability (OTD track record) 25% | Compliance &amp; Documentation 15% | Financial Standing 10%</w:t>
-            </w:r>
-          </w:p>
-        </w:tc>
-      </w:tr>
-      <w:tr>
-        <w:tc>
-          <w:tcPr>
-            <w:tcW w:type="dxa" w:w="4536"/>
-          </w:tcPr>
-          <w:p>
-            <w:r>
-              <w:rPr>
-                <w:b/>
-                <w:sz w:val="20"/>
-              </w:rPr>
-              <w:t>Award Date (Estimated)</w:t>
-            </w:r>
-          </w:p>
-        </w:tc>
-        <w:tc>
-          <w:tcPr>
-            <w:tcW w:type="dxa" w:w="4536"/>
-          </w:tcPr>
-          <w:p>
-            <w:r>
-              <w:rPr>
-                <w:sz w:val="20"/>
-              </w:rPr>
-              <w:t>16 June 2025</w:t>
-            </w:r>
-          </w:p>
-        </w:tc>
-      </w:tr>
-    </w:tbl>
-    <w:p/>
-    <w:p>
-      <w:pPr>
-        <w:pStyle w:val="Heading1"/>
-      </w:pPr>
-      <w:r>
-        <w:rPr>
-          <w:color w:val="0F2545"/>
-        </w:rPr>
-        <w:t>7. Terms and Conditions</w:t>
-      </w:r>
-    </w:p>
-    <w:p>
-      <w:pPr>
-        <w:spacing w:after="80"/>
-      </w:pPr>
-      <w:r>
-        <w:rPr>
-          <w:b w:val="0"/>
-          <w:sz w:val="21"/>
-        </w:rPr>
-        <w:t>This RFQ does not constitute a commitment to award a contract. ZOD reserves the right to accept or reject any or all quotations without providing reasons. All information submitted in response to this RFQ is treated as confidential. Quotations must be submitted in English. ZOD is not liable for any costs incurred in preparing this quotation.</w:t>
-      </w:r>
-    </w:p>
-    <w:p/>
-    <w:p>
-      <w:r>
-        <w:rPr>
-          <w:sz w:val="20"/>
-        </w:rPr>
-        <w:t>Issued by:</w:t>
-        <w:br/>
-        <w:t>Ms. Tan Wei Lin</w:t>
-        <w:br/>
-        <w:t>Head of Procurement</w:t>
-        <w:br/>
-        <w:t>Pasir Gudang Aromatics Corporation Pte. Ltd.</w:t>
-        <w:br/>
-        <w:t>Date: 12 May 2025</w:t>
+        <w:t>— END OF DOCUMENT —</w:t>
       </w:r>
     </w:p>
     <w:sectPr>
       <w:pgSz w:w="12240" w:h="15840"/>
-      <w:pgMar w:top="1440" w:right="1584" w:bottom="1440" w:left="1584" w:header="720" w:footer="720" w:gutter="0"/>
+      <w:pgMar w:top="1440" w:right="1800" w:bottom="1440" w:left="1800" w:header="720" w:footer="720" w:gutter="0"/>
       <w:cols w:space="720"/>
       <w:docGrid w:linePitch="360"/>
     </w:sectPr>
